--- a/project/documents/reportletters/OLPpaperLetter.docx
+++ b/project/documents/reportletters/OLPpaperLetter.docx
@@ -9,27 +9,15 @@
         </w:tabs>
         <w:rPr>
           <w:rFonts w:ascii="Calibri" w:hAnsi="Calibri"/>
-          <w:szCs w:val="20"/>
-        </w:rPr>
-      </w:pPr>
-      <w:r>
-        <w:rPr>
-          <w:rFonts w:ascii="Calibri" w:hAnsi="Calibri"/>
-          <w:b/>
-          <w:bCs/>
-          <w:szCs w:val="20"/>
-        </w:rPr>
-        <w:t>&lt;&lt;WAName&gt;&gt; &lt;&lt;WAPhone&gt;&gt; - Direct Dial</w:t>
-      </w:r>
-      <w:r>
-        <w:rPr>
-          <w:rFonts w:ascii="Calibri" w:hAnsi="Calibri"/>
-          <w:b/>
-          <w:bCs/>
-          <w:szCs w:val="20"/>
-        </w:rPr>
-        <w:tab/>
-        <w:t>&lt;&lt;paraName&gt;&gt; &lt;&lt;paraPhone&gt;&gt; - Direct Dial</w:t>
+          <w:sz w:val="24"/>
+        </w:rPr>
+      </w:pPr>
+      <w:r>
+        <w:rPr>
+          <w:rFonts w:ascii="Calibri" w:hAnsi="Calibri"/>
+          <w:sz w:val="24"/>
+        </w:rPr>
+        <w:t>Subject line: &lt;&lt;This.orgName&gt;&gt; &lt;&lt;This.clientRefNo&gt;&gt; / SLW Ref: &lt;&lt;This.matterNo&gt;&gt; / SLW Report out: &lt;&lt;activityname&gt;&gt;</w:t>
       </w:r>
     </w:p>
     <w:p>
@@ -39,144 +27,9 @@
         </w:tabs>
         <w:rPr>
           <w:rFonts w:ascii="Calibri" w:hAnsi="Calibri"/>
-        </w:rPr>
-      </w:pPr>
-      <w:r>
-        <w:rPr>
-          <w:rFonts w:ascii="Calibri" w:hAnsi="Calibri"/>
-          <w:b/>
-          <w:bCs/>
-          <w:szCs w:val="20"/>
-        </w:rPr>
-        <w:t>&lt;&lt;WAEmail&gt;&gt;</w:t>
-      </w:r>
-      <w:r>
-        <w:rPr>
-          <w:rFonts w:ascii="Calibri" w:hAnsi="Calibri"/>
-          <w:b/>
-          <w:bCs/>
-          <w:szCs w:val="20"/>
-        </w:rPr>
-        <w:tab/>
-        <w:t>&lt;&lt;paraEmail&gt;&gt;</w:t>
-      </w:r>
-    </w:p>
-    <w:p>
-      <w:pPr>
-        <w:rPr>
-          <w:rFonts w:ascii="Calibri" w:hAnsi="Calibri"/>
-          <w:b/>
-          <w:bCs/>
-        </w:rPr>
-      </w:pPr>
-    </w:p>
-    <w:p>
-      <w:pPr>
-        <w:rPr>
-          <w:rFonts w:ascii="Calibri" w:hAnsi="Calibri"/>
-          <w:sz w:val="24"/>
-        </w:rPr>
-      </w:pPr>
-      <w:r>
-        <w:rPr>
-          <w:rFonts w:ascii="Calibri" w:hAnsi="Calibri"/>
-          <w:sz w:val="24"/>
-        </w:rPr>
-        <w:t>&lt;&lt;currentDate&gt;&gt;</w:t>
-      </w:r>
-    </w:p>
-    <w:p>
-      <w:pPr>
-        <w:tabs>
-          <w:tab w:val="left" w:pos="-1440"/>
-        </w:tabs>
-        <w:rPr>
-          <w:rFonts w:ascii="Calibri" w:hAnsi="Calibri"/>
-          <w:sz w:val="24"/>
-        </w:rPr>
-      </w:pPr>
-    </w:p>
-    <w:p>
-      <w:pPr>
-        <w:tabs>
-          <w:tab w:val="left" w:pos="-1440"/>
-        </w:tabs>
-        <w:rPr>
-          <w:rFonts w:ascii="Calibri" w:hAnsi="Calibri"/>
-          <w:sz w:val="24"/>
-        </w:rPr>
-      </w:pPr>
-      <w:r>
-        <w:rPr>
-          <w:rFonts w:ascii="Calibri" w:hAnsi="Calibri"/>
-          <w:sz w:val="24"/>
-        </w:rPr>
-        <w:t>&lt;&lt;recipient&gt;&gt;</w:t>
-      </w:r>
-    </w:p>
-    <w:p>
-      <w:pPr>
-        <w:tabs>
-          <w:tab w:val="left" w:pos="-1440"/>
-        </w:tabs>
-        <w:rPr>
-          <w:rFonts w:ascii="Calibri" w:hAnsi="Calibri"/>
-          <w:sz w:val="24"/>
-        </w:rPr>
-      </w:pPr>
-      <w:r>
-        <w:rPr>
-          <w:rFonts w:ascii="Calibri" w:hAnsi="Calibri"/>
-          <w:sz w:val="24"/>
-        </w:rPr>
-        <w:t>&lt;&lt;</w:t>
-      </w:r>
-      <w:r>
-        <w:rPr>
-          <w:rFonts w:ascii="Calibri" w:hAnsi="Calibri"/>
-          <w:sz w:val="24"/>
-        </w:rPr>
-        <w:t>recipientTitle</w:t>
-      </w:r>
-      <w:r>
-        <w:rPr>
-          <w:rFonts w:ascii="Calibri" w:hAnsi="Calibri"/>
-          <w:sz w:val="24"/>
-        </w:rPr>
-        <w:t>&gt;&gt;</w:t>
-      </w:r>
-    </w:p>
-    <w:p>
-      <w:pPr>
-        <w:tabs>
-          <w:tab w:val="left" w:pos="-1440"/>
-        </w:tabs>
-        <w:rPr>
-          <w:rFonts w:ascii="Calibri" w:hAnsi="Calibri"/>
-          <w:sz w:val="24"/>
-        </w:rPr>
-      </w:pPr>
-      <w:r>
-        <w:rPr>
-          <w:rFonts w:ascii="Calibri" w:hAnsi="Calibri"/>
-          <w:sz w:val="24"/>
-        </w:rPr>
-        <w:t>&lt;&lt;</w:t>
-      </w:r>
-      <w:r>
-        <w:rPr>
-          <w:rFonts w:ascii="Calibri" w:hAnsi="Calibri"/>
-          <w:sz w:val="24"/>
-        </w:rPr>
-        <w:t>recipientO</w:t>
-      </w:r>
-      <w:r>
-        <w:rPr>
-          <w:rFonts w:ascii="Calibri" w:hAnsi="Calibri"/>
-          <w:sz w:val="24"/>
-        </w:rPr>
-        <w:t>rgName&gt;&gt;</w:t>
-      </w:r>
+          <w:sz w:val="24"/>
+        </w:rPr>
+      </w:pPr>
     </w:p>
     <w:p>
       <w:pPr>
@@ -193,7 +46,7 @@
           <w:rFonts w:ascii="Calibri" w:hAnsi="Calibri"/>
           <w:sz w:val="24"/>
         </w:rPr>
-        <w:t>&lt;&lt;workAddr&gt;&gt;</w:t>
+        <w:t>Body of email:</w:t>
       </w:r>
     </w:p>
     <w:p>
@@ -206,12 +59,70 @@
           <w:sz w:val="24"/>
         </w:rPr>
       </w:pPr>
-      <w:r>
-        <w:rPr>
-          <w:rFonts w:ascii="Calibri" w:hAnsi="Calibri"/>
-          <w:sz w:val="24"/>
-        </w:rPr>
-        <w:t>&lt;&lt;CSZ&gt;&gt;</w:t>
+    </w:p>
+    <w:p>
+      <w:pPr>
+        <w:tabs>
+          <w:tab w:val="right" w:pos="9360"/>
+        </w:tabs>
+        <w:rPr>
+          <w:rFonts w:ascii="Calibri" w:hAnsi="Calibri"/>
+          <w:sz w:val="24"/>
+        </w:rPr>
+      </w:pPr>
+    </w:p>
+    <w:p>
+      <w:pPr>
+        <w:tabs>
+          <w:tab w:val="right" w:pos="9360"/>
+        </w:tabs>
+        <w:rPr>
+          <w:rFonts w:ascii="Calibri" w:hAnsi="Calibri"/>
+          <w:sz w:val="24"/>
+        </w:rPr>
+      </w:pPr>
+      <w:r>
+        <w:rPr>
+          <w:rFonts w:ascii="Calibri" w:hAnsi="Calibri"/>
+          <w:sz w:val="24"/>
+        </w:rPr>
+        <w:t xml:space="preserve">SCHWEGMAN LUNDBERG &amp; WOESSNER, P.A. </w:t>
+      </w:r>
+    </w:p>
+    <w:p>
+      <w:pPr>
+        <w:tabs>
+          <w:tab w:val="right" w:pos="9360"/>
+        </w:tabs>
+        <w:rPr>
+          <w:rFonts w:ascii="Calibri" w:hAnsi="Calibri"/>
+          <w:sz w:val="24"/>
+        </w:rPr>
+      </w:pPr>
+      <w:r>
+        <w:rPr>
+          <w:rFonts w:ascii="Calibri" w:hAnsi="Calibri"/>
+          <w:sz w:val="24"/>
+        </w:rPr>
+        <w:t>&lt;&lt;This.WAName&gt;&gt; &lt;&lt;This.WAPhone&gt;&gt;  &lt;&lt;This.WAEmail&gt;&gt;</w:t>
+      </w:r>
+    </w:p>
+    <w:p>
+      <w:pPr>
+        <w:tabs>
+          <w:tab w:val="right" w:pos="9360"/>
+        </w:tabs>
+        <w:rPr>
+          <w:rFonts w:ascii="Calibri" w:hAnsi="Calibri"/>
+          <w:sz w:val="24"/>
+        </w:rPr>
+      </w:pPr>
+      <w:r>
+        <w:rPr>
+          <w:rFonts w:ascii="Calibri" w:hAnsi="Calibri"/>
+          <w:sz w:val="24"/>
+        </w:rPr>
+        <w:t>&lt;&lt;This.paraName&gt;&gt; &lt;&lt;This.paraPhone&gt;&gt;  &lt;&lt;This.paraEmail&gt;&gt;</w:t>
       </w:r>
     </w:p>
     <w:p>
@@ -348,52 +259,14 @@
           <w:sz w:val="24"/>
         </w:rPr>
       </w:pPr>
-    </w:p>
-    <w:p>
-      <w:pPr>
-        <w:rPr>
-          <w:rFonts w:ascii="Calibri" w:hAnsi="Calibri"/>
-          <w:sz w:val="24"/>
-        </w:rPr>
-      </w:pPr>
       <w:bookmarkStart w:id="0" w:name="OLE_LINK5"/>
       <w:r>
         <w:rPr>
           <w:rFonts w:ascii="Calibri" w:hAnsi="Calibri"/>
           <w:sz w:val="24"/>
         </w:rPr>
-        <w:t>Dear</w:t>
-      </w:r>
-      <w:r>
-        <w:rPr>
-          <w:rFonts w:ascii="Calibri" w:hAnsi="Calibri"/>
-          <w:sz w:val="24"/>
-        </w:rPr>
-        <w:t xml:space="preserve"> </w:t>
-      </w:r>
-      <w:r>
-        <w:rPr>
-          <w:rFonts w:ascii="Calibri" w:hAnsi="Calibri"/>
-          <w:sz w:val="24"/>
-        </w:rPr>
         <w:t>&lt;&lt;salutation&gt;&gt;</w:t>
       </w:r>
-      <w:r>
-        <w:rPr>
-          <w:rFonts w:ascii="Calibri" w:hAnsi="Calibri"/>
-          <w:sz w:val="24"/>
-        </w:rPr>
-        <w:t>:</w:t>
-      </w:r>
-    </w:p>
-    <w:p>
-      <w:pPr>
-        <w:jc w:val="both"/>
-        <w:rPr>
-          <w:rFonts w:ascii="Calibri" w:hAnsi="Calibri"/>
-          <w:sz w:val="24"/>
-        </w:rPr>
-      </w:pPr>
     </w:p>
     <w:p>
       <w:pPr>
@@ -728,7 +601,6 @@
           <w:rFonts w:ascii="Calibri" w:hAnsi="Calibri"/>
           <w:sz w:val="24"/>
         </w:rPr>
-        <w:lastRenderedPageBreak/>
         <w:t xml:space="preserve">If you have any questions regarding the enclosed patent or the </w:t>
       </w:r>
       <w:r>
@@ -746,128 +618,6 @@
         <w:t>of filing a reissue application, please contact &lt;&lt;WAName&gt;&gt; at &lt;&lt;WAPhone&gt;&gt;.</w:t>
       </w:r>
     </w:p>
-    <w:p>
-      <w:pPr>
-        <w:rPr>
-          <w:rFonts w:ascii="Calibri" w:hAnsi="Calibri"/>
-          <w:sz w:val="24"/>
-        </w:rPr>
-      </w:pPr>
-    </w:p>
-    <w:p>
-      <w:pPr>
-        <w:rPr>
-          <w:rFonts w:ascii="Calibri" w:hAnsi="Calibri"/>
-          <w:sz w:val="24"/>
-        </w:rPr>
-      </w:pPr>
-    </w:p>
-    <w:p>
-      <w:pPr>
-        <w:rPr>
-          <w:rFonts w:ascii="Calibri" w:hAnsi="Calibri"/>
-          <w:sz w:val="24"/>
-        </w:rPr>
-      </w:pPr>
-      <w:r>
-        <w:rPr>
-          <w:rFonts w:ascii="Calibri" w:hAnsi="Calibri"/>
-          <w:sz w:val="24"/>
-        </w:rPr>
-        <w:t>Sincerely</w:t>
-      </w:r>
-      <w:r>
-        <w:rPr>
-          <w:rFonts w:ascii="Calibri" w:hAnsi="Calibri"/>
-          <w:sz w:val="24"/>
-        </w:rPr>
-        <w:t>,</w:t>
-      </w:r>
-    </w:p>
-    <w:p>
-      <w:pPr>
-        <w:rPr>
-          <w:rFonts w:ascii="Calibri" w:hAnsi="Calibri"/>
-          <w:sz w:val="24"/>
-        </w:rPr>
-      </w:pPr>
-    </w:p>
-    <w:p>
-      <w:pPr>
-        <w:rPr>
-          <w:rFonts w:ascii="Calibri" w:hAnsi="Calibri"/>
-          <w:sz w:val="24"/>
-        </w:rPr>
-      </w:pPr>
-    </w:p>
-    <w:p>
-      <w:pPr>
-        <w:rPr>
-          <w:rFonts w:ascii="Calibri" w:hAnsi="Calibri"/>
-          <w:sz w:val="24"/>
-        </w:rPr>
-      </w:pPr>
-    </w:p>
-    <w:p>
-      <w:pPr>
-        <w:rPr>
-          <w:rFonts w:ascii="Calibri" w:hAnsi="Calibri"/>
-          <w:sz w:val="24"/>
-        </w:rPr>
-      </w:pPr>
-      <w:r>
-        <w:rPr>
-          <w:rFonts w:ascii="Calibri" w:hAnsi="Calibri"/>
-          <w:sz w:val="24"/>
-        </w:rPr>
-        <w:t>&lt;&lt;</w:t>
-      </w:r>
-      <w:r>
-        <w:rPr>
-          <w:rFonts w:ascii="Calibri" w:hAnsi="Calibri"/>
-          <w:sz w:val="24"/>
-        </w:rPr>
-        <w:t>cmgName</w:t>
-      </w:r>
-      <w:r>
-        <w:rPr>
-          <w:rFonts w:ascii="Calibri" w:hAnsi="Calibri"/>
-          <w:sz w:val="24"/>
-        </w:rPr>
-        <w:t>&gt;&gt;</w:t>
-      </w:r>
-    </w:p>
-    <w:p>
-      <w:pPr>
-        <w:rPr>
-          <w:rFonts w:ascii="Calibri" w:hAnsi="Calibri"/>
-          <w:sz w:val="24"/>
-        </w:rPr>
-      </w:pPr>
-    </w:p>
-    <w:p>
-      <w:pPr>
-        <w:rPr>
-          <w:rFonts w:ascii="Calibri" w:hAnsi="Calibri"/>
-          <w:sz w:val="24"/>
-        </w:rPr>
-      </w:pPr>
-      <w:r>
-        <w:rPr>
-          <w:rFonts w:ascii="Calibri" w:hAnsi="Calibri"/>
-          <w:sz w:val="24"/>
-        </w:rPr>
-        <w:t>E</w:t>
-      </w:r>
-      <w:r>
-        <w:rPr>
-          <w:rFonts w:ascii="Calibri" w:hAnsi="Calibri"/>
-          <w:sz w:val="24"/>
-        </w:rPr>
-        <w:t>nclosures</w:t>
-      </w:r>
-    </w:p>
-    <w:p/>
     <w:sectPr>
       <w:headerReference w:type="even" r:id="rId6"/>
       <w:headerReference w:type="default" r:id="rId7"/>
@@ -1008,6 +758,50 @@
     <w:lsdException w:name="Subtitle" w:qFormat="1"/>
     <w:lsdException w:name="Strong" w:qFormat="1"/>
     <w:lsdException w:name="Emphasis" w:qFormat="1"/>
+    <w:lsdException w:name="Normal Table" w:semiHidden="1" w:unhideWhenUsed="1"/>
+    <w:lsdException w:name="Table Simple 1" w:semiHidden="1" w:unhideWhenUsed="1"/>
+    <w:lsdException w:name="Table Simple 2" w:semiHidden="1" w:unhideWhenUsed="1"/>
+    <w:lsdException w:name="Table Simple 3" w:semiHidden="1" w:unhideWhenUsed="1"/>
+    <w:lsdException w:name="Table Classic 1" w:semiHidden="1" w:unhideWhenUsed="1"/>
+    <w:lsdException w:name="Table Classic 2" w:semiHidden="1" w:unhideWhenUsed="1"/>
+    <w:lsdException w:name="Table Classic 3" w:semiHidden="1" w:unhideWhenUsed="1"/>
+    <w:lsdException w:name="Table Classic 4" w:semiHidden="1" w:unhideWhenUsed="1"/>
+    <w:lsdException w:name="Table Colorful 1" w:semiHidden="1" w:unhideWhenUsed="1"/>
+    <w:lsdException w:name="Table Colorful 2" w:semiHidden="1" w:unhideWhenUsed="1"/>
+    <w:lsdException w:name="Table Colorful 3" w:semiHidden="1" w:unhideWhenUsed="1"/>
+    <w:lsdException w:name="Table Columns 1" w:semiHidden="1" w:unhideWhenUsed="1"/>
+    <w:lsdException w:name="Table Columns 2" w:semiHidden="1" w:unhideWhenUsed="1"/>
+    <w:lsdException w:name="Table Columns 3" w:semiHidden="1" w:unhideWhenUsed="1"/>
+    <w:lsdException w:name="Table Columns 4" w:semiHidden="1" w:unhideWhenUsed="1"/>
+    <w:lsdException w:name="Table Columns 5" w:semiHidden="1" w:unhideWhenUsed="1"/>
+    <w:lsdException w:name="Table Grid 1" w:semiHidden="1" w:unhideWhenUsed="1"/>
+    <w:lsdException w:name="Table Grid 2" w:semiHidden="1" w:unhideWhenUsed="1"/>
+    <w:lsdException w:name="Table Grid 3" w:semiHidden="1" w:unhideWhenUsed="1"/>
+    <w:lsdException w:name="Table Grid 4" w:semiHidden="1" w:unhideWhenUsed="1"/>
+    <w:lsdException w:name="Table Grid 5" w:semiHidden="1" w:unhideWhenUsed="1"/>
+    <w:lsdException w:name="Table Grid 6" w:semiHidden="1" w:unhideWhenUsed="1"/>
+    <w:lsdException w:name="Table Grid 7" w:semiHidden="1" w:unhideWhenUsed="1"/>
+    <w:lsdException w:name="Table Grid 8" w:semiHidden="1" w:unhideWhenUsed="1"/>
+    <w:lsdException w:name="Table List 1" w:semiHidden="1" w:unhideWhenUsed="1"/>
+    <w:lsdException w:name="Table List 2" w:semiHidden="1" w:unhideWhenUsed="1"/>
+    <w:lsdException w:name="Table List 3" w:semiHidden="1" w:unhideWhenUsed="1"/>
+    <w:lsdException w:name="Table List 4" w:semiHidden="1" w:unhideWhenUsed="1"/>
+    <w:lsdException w:name="Table List 5" w:semiHidden="1" w:unhideWhenUsed="1"/>
+    <w:lsdException w:name="Table List 6" w:semiHidden="1" w:unhideWhenUsed="1"/>
+    <w:lsdException w:name="Table List 7" w:semiHidden="1" w:unhideWhenUsed="1"/>
+    <w:lsdException w:name="Table List 8" w:semiHidden="1" w:unhideWhenUsed="1"/>
+    <w:lsdException w:name="Table 3D effects 1" w:semiHidden="1" w:unhideWhenUsed="1"/>
+    <w:lsdException w:name="Table 3D effects 2" w:semiHidden="1" w:unhideWhenUsed="1"/>
+    <w:lsdException w:name="Table 3D effects 3" w:semiHidden="1" w:unhideWhenUsed="1"/>
+    <w:lsdException w:name="Table Contemporary" w:semiHidden="1" w:unhideWhenUsed="1"/>
+    <w:lsdException w:name="Table Elegant" w:semiHidden="1" w:unhideWhenUsed="1"/>
+    <w:lsdException w:name="Table Professional" w:semiHidden="1" w:unhideWhenUsed="1"/>
+    <w:lsdException w:name="Table Subtle 1" w:semiHidden="1" w:unhideWhenUsed="1"/>
+    <w:lsdException w:name="Table Subtle 2" w:semiHidden="1" w:unhideWhenUsed="1"/>
+    <w:lsdException w:name="Table Web 1" w:semiHidden="1" w:unhideWhenUsed="1"/>
+    <w:lsdException w:name="Table Web 2" w:semiHidden="1" w:unhideWhenUsed="1"/>
+    <w:lsdException w:name="Table Web 3" w:semiHidden="1" w:unhideWhenUsed="1"/>
+    <w:lsdException w:name="Table Theme" w:semiHidden="1" w:unhideWhenUsed="1"/>
     <w:lsdException w:name="Placeholder Text" w:semiHidden="1" w:uiPriority="99"/>
     <w:lsdException w:name="No Spacing" w:uiPriority="1" w:qFormat="1"/>
     <w:lsdException w:name="Light Shading" w:uiPriority="60"/>
